--- a/reference links.docx
+++ b/reference links.docx
@@ -90,7 +90,7 @@
         <w:rPr/>
         <w:t xml:space="preserve">Google icons - </w:t>
       </w:r>
-      <w:hyperlink r:id="R26ccaef2946640eb">
+      <w:hyperlink r:id="R1af8d44f260b4531">
         <w:r>
           <w:rPr>
             <w:rStyle w:val="Hyperlink"/>
@@ -102,6 +102,23 @@
         <w:rPr/>
         <w:t xml:space="preserve"> </w:t>
       </w:r>
+      <w:r>
+        <w:rPr/>
+        <w:t xml:space="preserve"> </w:t>
+      </w:r>
+    </w:p>
+    <w:p>
+      <w:pPr>
+        <w:pStyle w:val="Normal"/>
+      </w:pPr>
+      <w:hyperlink r:id="Rb9a1f268d7b6464d">
+        <w:r>
+          <w:rPr>
+            <w:rStyle w:val="Hyperlink"/>
+          </w:rPr>
+          <w:t>https://www.geeksforgeeks.org/javascript/form-validation-using-javascript/</w:t>
+        </w:r>
+      </w:hyperlink>
       <w:r>
         <w:rPr/>
         <w:t xml:space="preserve"> </w:t>
